--- a/diagram/samples/microservices.docx
+++ b/diagram/samples/microservices.docx
@@ -27,7 +27,7 @@
       <w:r>
         <w:drawing>
           <wp:inline xmlns:a="http://schemas.openxmlformats.org/drawingml/2006/main" xmlns:pic="http://schemas.openxmlformats.org/drawingml/2006/picture">
-            <wp:extent cx="5943600" cy="1627506"/>
+            <wp:extent cx="5943600" cy="1573683"/>
             <wp:docPr id="1" name="Picture 1"/>
             <wp:cNvGraphicFramePr>
               <a:graphicFrameLocks noChangeAspect="1"/>
@@ -48,7 +48,7 @@
                   <pic:spPr>
                     <a:xfrm>
                       <a:off x="0" y="0"/>
-                      <a:ext cx="5943600" cy="1627506"/>
+                      <a:ext cx="5943600" cy="1573683"/>
                     </a:xfrm>
                     <a:prstGeom prst="rect"/>
                   </pic:spPr>
@@ -78,7 +78,7 @@
           <w:color w:val="606A78"/>
           <w:sz w:val="18"/>
         </w:rPr>
-        <w:t>Microservices Decomposition — Bounded Contexts</w:t>
+        <w:t>Microservices Decomposition: Bounded Contexts</w:t>
       </w:r>
     </w:p>
     <w:p>
@@ -94,7 +94,7 @@
         <w:t>Web / Mobile</w:t>
       </w:r>
       <w:r>
-        <w:t xml:space="preserve"> — client (ONPREM); HTTPS to Gateway (BFF)</w:t>
+        <w:t>: client (ONPREM); HTTPS to Gateway (BFF)</w:t>
       </w:r>
     </w:p>
     <w:p>
@@ -110,7 +110,7 @@
         <w:t>Gateway (BFF)</w:t>
       </w:r>
       <w:r>
-        <w:t xml:space="preserve"> — nginx (ONPREM) in API Gateway; REST to Users (.NET), REST to Orders (.NET)</w:t>
+        <w:t>: nginx (ONPREM) in API Gateway; REST to Users (.NET), REST to Orders (.NET)</w:t>
       </w:r>
     </w:p>
     <w:p>
@@ -126,7 +126,7 @@
         <w:t>Users (.NET)</w:t>
       </w:r>
       <w:r>
-        <w:t xml:space="preserve"> — csharp (PROGRAMMING) in Users Context; connects to Users DB</w:t>
+        <w:t>: csharp (PROGRAMMING) in Users Context; connects to Users DB</w:t>
       </w:r>
     </w:p>
     <w:p>
@@ -142,7 +142,7 @@
         <w:t>Users DB</w:t>
       </w:r>
       <w:r>
-        <w:t xml:space="preserve"> — postgresql (ONPREM) in Users Context</w:t>
+        <w:t>: postgresql (ONPREM) in Users Context</w:t>
       </w:r>
     </w:p>
     <w:p>
@@ -158,7 +158,7 @@
         <w:t>Orders (.NET)</w:t>
       </w:r>
       <w:r>
-        <w:t xml:space="preserve"> — csharp (PROGRAMMING) in Orders Context; connects to Orders DB, publishes OrderPlaced to Kafka / MSK</w:t>
+        <w:t>: csharp (PROGRAMMING) in Orders Context; connects to Orders DB, publishes OrderPlaced to Kafka / MSK</w:t>
       </w:r>
     </w:p>
     <w:p>
@@ -174,7 +174,23 @@
         <w:t>Orders DB</w:t>
       </w:r>
       <w:r>
-        <w:t xml:space="preserve"> — postgresql (ONPREM) in Orders Context</w:t>
+        <w:t>: postgresql (ONPREM) in Orders Context</w:t>
+      </w:r>
+    </w:p>
+    <w:p>
+      <w:pPr>
+        <w:pStyle w:val="ListBullet"/>
+        <w:spacing w:after="80"/>
+        <w:jc w:val="both"/>
+      </w:pPr>
+      <w:r>
+        <w:rPr>
+          <w:b/>
+        </w:rPr>
+        <w:t>Kafka / MSK</w:t>
+      </w:r>
+      <w:r>
+        <w:t>: kafka (ONPREM) in Messaging; publishes OrderPlaced to Payments (Go)</w:t>
       </w:r>
     </w:p>
     <w:p>
@@ -190,7 +206,7 @@
         <w:t>Payments (Go)</w:t>
       </w:r>
       <w:r>
-        <w:t xml:space="preserve"> — go (PROGRAMMING) in Payments Context; connects to Payments DB, publishes PaymentSettled to Kafka / MSK</w:t>
+        <w:t>: go (PROGRAMMING) in Payments Context; connects to Payments DB, publishes PaymentSettled to Kafka / MSK</w:t>
       </w:r>
     </w:p>
     <w:p>
@@ -206,23 +222,7 @@
         <w:t>Payments DB</w:t>
       </w:r>
       <w:r>
-        <w:t xml:space="preserve"> — postgresql (ONPREM) in Payments Context</w:t>
-      </w:r>
-    </w:p>
-    <w:p>
-      <w:pPr>
-        <w:pStyle w:val="ListBullet"/>
-        <w:spacing w:after="80"/>
-        <w:jc w:val="both"/>
-      </w:pPr>
-      <w:r>
-        <w:rPr>
-          <w:b/>
-        </w:rPr>
-        <w:t>Kafka / MSK</w:t>
-      </w:r>
-      <w:r>
-        <w:t xml:space="preserve"> — kafka (ONPREM) in Messaging; publishes OrderPlaced to Payments (Go)</w:t>
+        <w:t>: postgresql (ONPREM) in Payments Context</w:t>
       </w:r>
     </w:p>
     <w:sectPr>
